--- a/testkit/parity/pymupdf/c3_tables.docx
+++ b/testkit/parity/pymupdf/c3_tables.docx
@@ -664,24 +664,7 @@
           <w:color w:val="1A1A1A"/>
           <w:sz w:val="19"/>
         </w:rPr>
-        <w:t>Platform</w:t>
-      </w:r>
-    </w:p>
-    <w:p>
-      <w:pPr>
-        <w:spacing w:before="0" w:after="0" w:lineRule="exact" w:line="220"/>
-        <w:ind w:left="3180"/>
-        <w:jc w:val="left"/>
-      </w:pPr>
-      <w:r>
-        <w:rPr>
-          <w:rFonts w:ascii="Georgia" w:hAnsi="Georgia" w:cs="Georgia" w:eastAsia="Georgia"/>
-          <w:b w:val="0"/>
-          <w:i w:val="0"/>
-          <w:color w:val="1A1A1A"/>
-          <w:sz w:val="19"/>
-        </w:rPr>
-        <w:t>Index amber</w:t>
+        <w:t>Platform Index amber</w:t>
       </w:r>
     </w:p>
     <w:p>
